--- a/Instructivo cambio de plan de Spark a Blaze.docx
+++ b/Instructivo cambio de plan de Spark a Blaze.docx
@@ -4,24 +4,630 @@
   <w:body>
     <w:p>
       <w:r>
-        <w:t xml:space="preserve">Ingrese a su nueva cuenta de </w:t>
-      </w:r>
-      <w:r>
-        <w:t>oar.soluciones.electricascf@gmail.com</w:t>
+        <w:t>Primero cierre todas las ventanas que tiene abiertas de Chrome.</w:t>
       </w:r>
     </w:p>
     <w:p>
       <w:r>
-        <w:t xml:space="preserve">Contraseña Correo: </w:t>
+        <w:t xml:space="preserve">De </w:t>
       </w:r>
       <w:proofErr w:type="spellStart"/>
-      <w:r>
-        <w:t>Aorsoluciones</w:t>
+      <w:proofErr w:type="gramStart"/>
+      <w:r>
+        <w:t>click</w:t>
       </w:r>
       <w:proofErr w:type="spellEnd"/>
+      <w:proofErr w:type="gramEnd"/>
+      <w:r>
+        <w:t xml:space="preserve"> en Chrome debe aparecer la siguiente ventana</w:t>
+      </w:r>
     </w:p>
     <w:p>
       <w:r>
+        <w:t xml:space="preserve">De </w:t>
+      </w:r>
+      <w:proofErr w:type="spellStart"/>
+      <w:r>
+        <w:t>Clikc</w:t>
+      </w:r>
+      <w:proofErr w:type="spellEnd"/>
+      <w:r>
+        <w:t xml:space="preserve"> en añadir </w:t>
+      </w:r>
+    </w:p>
+    <w:p>
+      <w:r>
+        <w:rPr>
+          <w:noProof/>
+        </w:rPr>
+        <mc:AlternateContent>
+          <mc:Choice Requires="wps">
+            <w:drawing>
+              <wp:anchor distT="0" distB="0" distL="114300" distR="114300" simplePos="0" relativeHeight="251680768" behindDoc="0" locked="0" layoutInCell="1" allowOverlap="1" wp14:anchorId="1A7B036C" wp14:editId="1EF288A4">
+                <wp:simplePos x="0" y="0"/>
+                <wp:positionH relativeFrom="column">
+                  <wp:posOffset>3676015</wp:posOffset>
+                </wp:positionH>
+                <wp:positionV relativeFrom="paragraph">
+                  <wp:posOffset>2143125</wp:posOffset>
+                </wp:positionV>
+                <wp:extent cx="996950" cy="387350"/>
+                <wp:effectExtent l="19050" t="19050" r="12700" b="31750"/>
+                <wp:wrapNone/>
+                <wp:docPr id="1394166303" name="Flecha: hacia la izquierda 14"/>
+                <wp:cNvGraphicFramePr/>
+                <a:graphic xmlns:a="http://schemas.openxmlformats.org/drawingml/2006/main">
+                  <a:graphicData uri="http://schemas.microsoft.com/office/word/2010/wordprocessingShape">
+                    <wps:wsp>
+                      <wps:cNvSpPr/>
+                      <wps:spPr>
+                        <a:xfrm>
+                          <a:off x="0" y="0"/>
+                          <a:ext cx="996950" cy="387350"/>
+                        </a:xfrm>
+                        <a:prstGeom prst="leftArrow">
+                          <a:avLst/>
+                        </a:prstGeom>
+                        <a:solidFill>
+                          <a:schemeClr val="accent2"/>
+                        </a:solidFill>
+                      </wps:spPr>
+                      <wps:style>
+                        <a:lnRef idx="2">
+                          <a:schemeClr val="accent1">
+                            <a:shade val="15000"/>
+                          </a:schemeClr>
+                        </a:lnRef>
+                        <a:fillRef idx="1">
+                          <a:schemeClr val="accent1"/>
+                        </a:fillRef>
+                        <a:effectRef idx="0">
+                          <a:schemeClr val="accent1"/>
+                        </a:effectRef>
+                        <a:fontRef idx="minor">
+                          <a:schemeClr val="lt1"/>
+                        </a:fontRef>
+                      </wps:style>
+                      <wps:bodyPr rot="0" spcFirstLastPara="0" vertOverflow="overflow" horzOverflow="overflow" vert="horz" wrap="square" lIns="91440" tIns="45720" rIns="91440" bIns="45720" numCol="1" spcCol="0" rtlCol="0" fromWordArt="0" anchor="ctr" anchorCtr="0" forceAA="0" compatLnSpc="1">
+                        <a:prstTxWarp prst="textNoShape">
+                          <a:avLst/>
+                        </a:prstTxWarp>
+                        <a:noAutofit/>
+                      </wps:bodyPr>
+                    </wps:wsp>
+                  </a:graphicData>
+                </a:graphic>
+                <wp14:sizeRelH relativeFrom="margin">
+                  <wp14:pctWidth>0</wp14:pctWidth>
+                </wp14:sizeRelH>
+              </wp:anchor>
+            </w:drawing>
+          </mc:Choice>
+          <mc:Fallback>
+            <w:pict>
+              <v:shapetype w14:anchorId="19A67D8E" id="_x0000_t66" coordsize="21600,21600" o:spt="66" adj="5400,5400" path="m@0,l@0@1,21600@1,21600@2@0@2@0,21600,,10800xe">
+                <v:stroke joinstyle="miter"/>
+                <v:formulas>
+                  <v:f eqn="val #0"/>
+                  <v:f eqn="val #1"/>
+                  <v:f eqn="sum 21600 0 #1"/>
+                  <v:f eqn="prod #0 #1 10800"/>
+                  <v:f eqn="sum #0 0 @3"/>
+                </v:formulas>
+                <v:path o:connecttype="custom" o:connectlocs="@0,0;0,10800;@0,21600;21600,10800" o:connectangles="270,180,90,0" textboxrect="@4,@1,21600,@2"/>
+                <v:handles>
+                  <v:h position="#0,#1" xrange="0,21600" yrange="0,10800"/>
+                </v:handles>
+              </v:shapetype>
+              <v:shape id="Flecha: hacia la izquierda 14" o:spid="_x0000_s1026" type="#_x0000_t66" style="position:absolute;margin-left:289.45pt;margin-top:168.75pt;width:78.5pt;height:30.5pt;z-index:251680768;visibility:visible;mso-wrap-style:square;mso-width-percent:0;mso-wrap-distance-left:9pt;mso-wrap-distance-top:0;mso-wrap-distance-right:9pt;mso-wrap-distance-bottom:0;mso-position-horizontal:absolute;mso-position-horizontal-relative:text;mso-position-vertical:absolute;mso-position-vertical-relative:text;mso-width-percent:0;mso-width-relative:margin;v-text-anchor:middle" o:gfxdata="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" adj="4196" fillcolor="#e97132 [3205]" strokecolor="#030e13 [484]" strokeweight="1.5pt"/>
+            </w:pict>
+          </mc:Fallback>
+        </mc:AlternateContent>
+      </w:r>
+      <w:r>
+        <w:rPr>
+          <w:noProof/>
+        </w:rPr>
+        <w:drawing>
+          <wp:inline distT="0" distB="0" distL="0" distR="0" wp14:anchorId="7E88A70E" wp14:editId="05FD17DC">
+            <wp:extent cx="5612130" cy="3097530"/>
+            <wp:effectExtent l="0" t="0" r="7620" b="7620"/>
+            <wp:docPr id="730681832" name="Imagen 1"/>
+            <wp:cNvGraphicFramePr>
+              <a:graphicFrameLocks xmlns:a="http://schemas.openxmlformats.org/drawingml/2006/main" noChangeAspect="1"/>
+            </wp:cNvGraphicFramePr>
+            <a:graphic xmlns:a="http://schemas.openxmlformats.org/drawingml/2006/main">
+              <a:graphicData uri="http://schemas.openxmlformats.org/drawingml/2006/picture">
+                <pic:pic xmlns:pic="http://schemas.openxmlformats.org/drawingml/2006/picture">
+                  <pic:nvPicPr>
+                    <pic:cNvPr id="730681832" name=""/>
+                    <pic:cNvPicPr/>
+                  </pic:nvPicPr>
+                  <pic:blipFill>
+                    <a:blip r:embed="rId4"/>
+                    <a:stretch>
+                      <a:fillRect/>
+                    </a:stretch>
+                  </pic:blipFill>
+                  <pic:spPr>
+                    <a:xfrm>
+                      <a:off x="0" y="0"/>
+                      <a:ext cx="5612130" cy="3097530"/>
+                    </a:xfrm>
+                    <a:prstGeom prst="rect">
+                      <a:avLst/>
+                    </a:prstGeom>
+                  </pic:spPr>
+                </pic:pic>
+              </a:graphicData>
+            </a:graphic>
+          </wp:inline>
+        </w:drawing>
+      </w:r>
+    </w:p>
+    <w:p>
+      <w:r>
+        <w:t xml:space="preserve">De </w:t>
+      </w:r>
+      <w:proofErr w:type="gramStart"/>
+      <w:r>
+        <w:t>Click</w:t>
+      </w:r>
+      <w:proofErr w:type="gramEnd"/>
+      <w:r>
+        <w:t xml:space="preserve"> en iniciar sesión </w:t>
+      </w:r>
+    </w:p>
+    <w:p>
+      <w:r>
+        <w:rPr>
+          <w:noProof/>
+        </w:rPr>
+        <mc:AlternateContent>
+          <mc:Choice Requires="wps">
+            <w:drawing>
+              <wp:anchor distT="0" distB="0" distL="114300" distR="114300" simplePos="0" relativeHeight="251682816" behindDoc="0" locked="0" layoutInCell="1" allowOverlap="1" wp14:anchorId="0AAB62B4" wp14:editId="2B27390A">
+                <wp:simplePos x="0" y="0"/>
+                <wp:positionH relativeFrom="column">
+                  <wp:posOffset>3495475</wp:posOffset>
+                </wp:positionH>
+                <wp:positionV relativeFrom="paragraph">
+                  <wp:posOffset>2610819</wp:posOffset>
+                </wp:positionV>
+                <wp:extent cx="996950" cy="387350"/>
+                <wp:effectExtent l="19050" t="19050" r="12700" b="31750"/>
+                <wp:wrapNone/>
+                <wp:docPr id="238649478" name="Flecha: hacia la izquierda 14"/>
+                <wp:cNvGraphicFramePr/>
+                <a:graphic xmlns:a="http://schemas.openxmlformats.org/drawingml/2006/main">
+                  <a:graphicData uri="http://schemas.microsoft.com/office/word/2010/wordprocessingShape">
+                    <wps:wsp>
+                      <wps:cNvSpPr/>
+                      <wps:spPr>
+                        <a:xfrm>
+                          <a:off x="0" y="0"/>
+                          <a:ext cx="996950" cy="387350"/>
+                        </a:xfrm>
+                        <a:prstGeom prst="leftArrow">
+                          <a:avLst/>
+                        </a:prstGeom>
+                        <a:solidFill>
+                          <a:schemeClr val="accent2"/>
+                        </a:solidFill>
+                      </wps:spPr>
+                      <wps:style>
+                        <a:lnRef idx="2">
+                          <a:schemeClr val="accent1">
+                            <a:shade val="15000"/>
+                          </a:schemeClr>
+                        </a:lnRef>
+                        <a:fillRef idx="1">
+                          <a:schemeClr val="accent1"/>
+                        </a:fillRef>
+                        <a:effectRef idx="0">
+                          <a:schemeClr val="accent1"/>
+                        </a:effectRef>
+                        <a:fontRef idx="minor">
+                          <a:schemeClr val="lt1"/>
+                        </a:fontRef>
+                      </wps:style>
+                      <wps:bodyPr rot="0" spcFirstLastPara="0" vertOverflow="overflow" horzOverflow="overflow" vert="horz" wrap="square" lIns="91440" tIns="45720" rIns="91440" bIns="45720" numCol="1" spcCol="0" rtlCol="0" fromWordArt="0" anchor="ctr" anchorCtr="0" forceAA="0" compatLnSpc="1">
+                        <a:prstTxWarp prst="textNoShape">
+                          <a:avLst/>
+                        </a:prstTxWarp>
+                        <a:noAutofit/>
+                      </wps:bodyPr>
+                    </wps:wsp>
+                  </a:graphicData>
+                </a:graphic>
+                <wp14:sizeRelH relativeFrom="margin">
+                  <wp14:pctWidth>0</wp14:pctWidth>
+                </wp14:sizeRelH>
+              </wp:anchor>
+            </w:drawing>
+          </mc:Choice>
+          <mc:Fallback>
+            <w:pict>
+              <v:shape w14:anchorId="41216EE8" id="Flecha: hacia la izquierda 14" o:spid="_x0000_s1026" type="#_x0000_t66" style="position:absolute;margin-left:275.25pt;margin-top:205.6pt;width:78.5pt;height:30.5pt;z-index:251682816;visibility:visible;mso-wrap-style:square;mso-width-percent:0;mso-wrap-distance-left:9pt;mso-wrap-distance-top:0;mso-wrap-distance-right:9pt;mso-wrap-distance-bottom:0;mso-position-horizontal:absolute;mso-position-horizontal-relative:text;mso-position-vertical:absolute;mso-position-vertical-relative:text;mso-width-percent:0;mso-width-relative:margin;v-text-anchor:middle" o:gfxdata="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" adj="4196" fillcolor="#e97132 [3205]" strokecolor="#030e13 [484]" strokeweight="1.5pt"/>
+            </w:pict>
+          </mc:Fallback>
+        </mc:AlternateContent>
+      </w:r>
+      <w:r>
+        <w:rPr>
+          <w:noProof/>
+        </w:rPr>
+        <w:drawing>
+          <wp:inline distT="0" distB="0" distL="0" distR="0" wp14:anchorId="01FDA9C5" wp14:editId="131B5CAA">
+            <wp:extent cx="5612130" cy="3375025"/>
+            <wp:effectExtent l="0" t="0" r="7620" b="0"/>
+            <wp:docPr id="1230330427" name="Imagen 1"/>
+            <wp:cNvGraphicFramePr>
+              <a:graphicFrameLocks xmlns:a="http://schemas.openxmlformats.org/drawingml/2006/main" noChangeAspect="1"/>
+            </wp:cNvGraphicFramePr>
+            <a:graphic xmlns:a="http://schemas.openxmlformats.org/drawingml/2006/main">
+              <a:graphicData uri="http://schemas.openxmlformats.org/drawingml/2006/picture">
+                <pic:pic xmlns:pic="http://schemas.openxmlformats.org/drawingml/2006/picture">
+                  <pic:nvPicPr>
+                    <pic:cNvPr id="1230330427" name=""/>
+                    <pic:cNvPicPr/>
+                  </pic:nvPicPr>
+                  <pic:blipFill>
+                    <a:blip r:embed="rId5"/>
+                    <a:stretch>
+                      <a:fillRect/>
+                    </a:stretch>
+                  </pic:blipFill>
+                  <pic:spPr>
+                    <a:xfrm>
+                      <a:off x="0" y="0"/>
+                      <a:ext cx="5612130" cy="3375025"/>
+                    </a:xfrm>
+                    <a:prstGeom prst="rect">
+                      <a:avLst/>
+                    </a:prstGeom>
+                  </pic:spPr>
+                </pic:pic>
+              </a:graphicData>
+            </a:graphic>
+          </wp:inline>
+        </w:drawing>
+      </w:r>
+    </w:p>
+    <w:p/>
+    <w:p>
+      <w:r>
+        <w:rPr>
+          <w:noProof/>
+        </w:rPr>
+        <w:lastRenderedPageBreak/>
+        <mc:AlternateContent>
+          <mc:Choice Requires="wps">
+            <w:drawing>
+              <wp:anchor distT="0" distB="0" distL="114300" distR="114300" simplePos="0" relativeHeight="251684864" behindDoc="0" locked="0" layoutInCell="1" allowOverlap="1" wp14:anchorId="41FCA046" wp14:editId="0BD1BA0B">
+                <wp:simplePos x="0" y="0"/>
+                <wp:positionH relativeFrom="column">
+                  <wp:posOffset>5334936</wp:posOffset>
+                </wp:positionH>
+                <wp:positionV relativeFrom="paragraph">
+                  <wp:posOffset>2381618</wp:posOffset>
+                </wp:positionV>
+                <wp:extent cx="996950" cy="387350"/>
+                <wp:effectExtent l="19050" t="19050" r="12700" b="31750"/>
+                <wp:wrapNone/>
+                <wp:docPr id="752956429" name="Flecha: hacia la izquierda 14"/>
+                <wp:cNvGraphicFramePr/>
+                <a:graphic xmlns:a="http://schemas.openxmlformats.org/drawingml/2006/main">
+                  <a:graphicData uri="http://schemas.microsoft.com/office/word/2010/wordprocessingShape">
+                    <wps:wsp>
+                      <wps:cNvSpPr/>
+                      <wps:spPr>
+                        <a:xfrm>
+                          <a:off x="0" y="0"/>
+                          <a:ext cx="996950" cy="387350"/>
+                        </a:xfrm>
+                        <a:prstGeom prst="leftArrow">
+                          <a:avLst/>
+                        </a:prstGeom>
+                        <a:solidFill>
+                          <a:schemeClr val="accent2"/>
+                        </a:solidFill>
+                      </wps:spPr>
+                      <wps:style>
+                        <a:lnRef idx="2">
+                          <a:schemeClr val="accent1">
+                            <a:shade val="15000"/>
+                          </a:schemeClr>
+                        </a:lnRef>
+                        <a:fillRef idx="1">
+                          <a:schemeClr val="accent1"/>
+                        </a:fillRef>
+                        <a:effectRef idx="0">
+                          <a:schemeClr val="accent1"/>
+                        </a:effectRef>
+                        <a:fontRef idx="minor">
+                          <a:schemeClr val="lt1"/>
+                        </a:fontRef>
+                      </wps:style>
+                      <wps:bodyPr rot="0" spcFirstLastPara="0" vertOverflow="overflow" horzOverflow="overflow" vert="horz" wrap="square" lIns="91440" tIns="45720" rIns="91440" bIns="45720" numCol="1" spcCol="0" rtlCol="0" fromWordArt="0" anchor="ctr" anchorCtr="0" forceAA="0" compatLnSpc="1">
+                        <a:prstTxWarp prst="textNoShape">
+                          <a:avLst/>
+                        </a:prstTxWarp>
+                        <a:noAutofit/>
+                      </wps:bodyPr>
+                    </wps:wsp>
+                  </a:graphicData>
+                </a:graphic>
+                <wp14:sizeRelH relativeFrom="margin">
+                  <wp14:pctWidth>0</wp14:pctWidth>
+                </wp14:sizeRelH>
+              </wp:anchor>
+            </w:drawing>
+          </mc:Choice>
+          <mc:Fallback>
+            <w:pict>
+              <v:shape w14:anchorId="447FF9F5" id="Flecha: hacia la izquierda 14" o:spid="_x0000_s1026" type="#_x0000_t66" style="position:absolute;margin-left:420.05pt;margin-top:187.55pt;width:78.5pt;height:30.5pt;z-index:251684864;visibility:visible;mso-wrap-style:square;mso-width-percent:0;mso-wrap-distance-left:9pt;mso-wrap-distance-top:0;mso-wrap-distance-right:9pt;mso-wrap-distance-bottom:0;mso-position-horizontal:absolute;mso-position-horizontal-relative:text;mso-position-vertical:absolute;mso-position-vertical-relative:text;mso-width-percent:0;mso-width-relative:margin;v-text-anchor:middle" o:gfxdata="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" adj="4196" fillcolor="#e97132 [3205]" strokecolor="#030e13 [484]" strokeweight="1.5pt"/>
+            </w:pict>
+          </mc:Fallback>
+        </mc:AlternateContent>
+      </w:r>
+      <w:r>
+        <w:t xml:space="preserve">Ingrese el correo electrónico </w:t>
+      </w:r>
+      <w:proofErr w:type="spellStart"/>
+      <w:proofErr w:type="gramStart"/>
+      <w:r>
+        <w:t>multi.servicios</w:t>
+      </w:r>
+      <w:proofErr w:type="gramEnd"/>
+      <w:r>
+        <w:t>.integralesfc</w:t>
+      </w:r>
+      <w:proofErr w:type="spellEnd"/>
+      <w:r>
+        <w:t xml:space="preserve"> y de </w:t>
+      </w:r>
+      <w:proofErr w:type="gramStart"/>
+      <w:r>
+        <w:t>Click</w:t>
+      </w:r>
+      <w:proofErr w:type="gramEnd"/>
+      <w:r>
+        <w:t xml:space="preserve"> en siguiente</w:t>
+      </w:r>
+      <w:r>
+        <w:rPr>
+          <w:noProof/>
+        </w:rPr>
+        <w:drawing>
+          <wp:inline distT="0" distB="0" distL="0" distR="0" wp14:anchorId="03A242D2" wp14:editId="3850B496">
+            <wp:extent cx="5612130" cy="3088640"/>
+            <wp:effectExtent l="0" t="0" r="7620" b="0"/>
+            <wp:docPr id="2001957212" name="Imagen 1"/>
+            <wp:cNvGraphicFramePr>
+              <a:graphicFrameLocks xmlns:a="http://schemas.openxmlformats.org/drawingml/2006/main" noChangeAspect="1"/>
+            </wp:cNvGraphicFramePr>
+            <a:graphic xmlns:a="http://schemas.openxmlformats.org/drawingml/2006/main">
+              <a:graphicData uri="http://schemas.openxmlformats.org/drawingml/2006/picture">
+                <pic:pic xmlns:pic="http://schemas.openxmlformats.org/drawingml/2006/picture">
+                  <pic:nvPicPr>
+                    <pic:cNvPr id="2001957212" name=""/>
+                    <pic:cNvPicPr/>
+                  </pic:nvPicPr>
+                  <pic:blipFill>
+                    <a:blip r:embed="rId6"/>
+                    <a:stretch>
+                      <a:fillRect/>
+                    </a:stretch>
+                  </pic:blipFill>
+                  <pic:spPr>
+                    <a:xfrm>
+                      <a:off x="0" y="0"/>
+                      <a:ext cx="5612130" cy="3088640"/>
+                    </a:xfrm>
+                    <a:prstGeom prst="rect">
+                      <a:avLst/>
+                    </a:prstGeom>
+                  </pic:spPr>
+                </pic:pic>
+              </a:graphicData>
+            </a:graphic>
+          </wp:inline>
+        </w:drawing>
+      </w:r>
+    </w:p>
+    <w:p>
+      <w:r>
+        <w:t xml:space="preserve">introduzca la contraseña </w:t>
+      </w:r>
+      <w:r>
+        <w:t>Integrales*123</w:t>
+      </w:r>
+      <w:r>
+        <w:rPr>
+          <w:noProof/>
+        </w:rPr>
+        <w:drawing>
+          <wp:inline distT="0" distB="0" distL="0" distR="0" wp14:anchorId="12DC7FD2" wp14:editId="777A188F">
+            <wp:extent cx="5612130" cy="4162926"/>
+            <wp:effectExtent l="0" t="0" r="7620" b="9525"/>
+            <wp:docPr id="679084548" name="Imagen 1"/>
+            <wp:cNvGraphicFramePr>
+              <a:graphicFrameLocks xmlns:a="http://schemas.openxmlformats.org/drawingml/2006/main" noChangeAspect="1"/>
+            </wp:cNvGraphicFramePr>
+            <a:graphic xmlns:a="http://schemas.openxmlformats.org/drawingml/2006/main">
+              <a:graphicData uri="http://schemas.openxmlformats.org/drawingml/2006/picture">
+                <pic:pic xmlns:pic="http://schemas.openxmlformats.org/drawingml/2006/picture">
+                  <pic:nvPicPr>
+                    <pic:cNvPr id="679084548" name=""/>
+                    <pic:cNvPicPr/>
+                  </pic:nvPicPr>
+                  <pic:blipFill>
+                    <a:blip r:embed="rId7"/>
+                    <a:stretch>
+                      <a:fillRect/>
+                    </a:stretch>
+                  </pic:blipFill>
+                  <pic:spPr>
+                    <a:xfrm>
+                      <a:off x="0" y="0"/>
+                      <a:ext cx="5618370" cy="4167555"/>
+                    </a:xfrm>
+                    <a:prstGeom prst="rect">
+                      <a:avLst/>
+                    </a:prstGeom>
+                  </pic:spPr>
+                </pic:pic>
+              </a:graphicData>
+            </a:graphic>
+          </wp:inline>
+        </w:drawing>
+      </w:r>
+    </w:p>
+    <w:p/>
+    <w:p>
+      <w:r>
+        <w:lastRenderedPageBreak/>
+        <w:t xml:space="preserve">debe quedar en esta </w:t>
+      </w:r>
+      <w:proofErr w:type="spellStart"/>
+      <w:r>
+        <w:t>pagina</w:t>
+      </w:r>
+      <w:proofErr w:type="spellEnd"/>
+      <w:r>
+        <w:t>:</w:t>
+      </w:r>
+    </w:p>
+    <w:p>
+      <w:r>
+        <w:rPr>
+          <w:noProof/>
+        </w:rPr>
+        <mc:AlternateContent>
+          <mc:Choice Requires="wps">
+            <w:drawing>
+              <wp:anchor distT="0" distB="0" distL="114300" distR="114300" simplePos="0" relativeHeight="251692032" behindDoc="0" locked="0" layoutInCell="1" allowOverlap="1" wp14:anchorId="5E93FA15" wp14:editId="014C3347">
+                <wp:simplePos x="0" y="0"/>
+                <wp:positionH relativeFrom="column">
+                  <wp:posOffset>5607056</wp:posOffset>
+                </wp:positionH>
+                <wp:positionV relativeFrom="paragraph">
+                  <wp:posOffset>312187</wp:posOffset>
+                </wp:positionV>
+                <wp:extent cx="819150" cy="368300"/>
+                <wp:effectExtent l="19050" t="19050" r="19050" b="31750"/>
+                <wp:wrapNone/>
+                <wp:docPr id="1094452511" name="Flecha: hacia la izquierda 4"/>
+                <wp:cNvGraphicFramePr/>
+                <a:graphic xmlns:a="http://schemas.openxmlformats.org/drawingml/2006/main">
+                  <a:graphicData uri="http://schemas.microsoft.com/office/word/2010/wordprocessingShape">
+                    <wps:wsp>
+                      <wps:cNvSpPr/>
+                      <wps:spPr>
+                        <a:xfrm>
+                          <a:off x="0" y="0"/>
+                          <a:ext cx="819150" cy="368300"/>
+                        </a:xfrm>
+                        <a:prstGeom prst="leftArrow">
+                          <a:avLst/>
+                        </a:prstGeom>
+                        <a:solidFill>
+                          <a:schemeClr val="accent2"/>
+                        </a:solidFill>
+                      </wps:spPr>
+                      <wps:style>
+                        <a:lnRef idx="2">
+                          <a:schemeClr val="accent1">
+                            <a:shade val="15000"/>
+                          </a:schemeClr>
+                        </a:lnRef>
+                        <a:fillRef idx="1">
+                          <a:schemeClr val="accent1"/>
+                        </a:fillRef>
+                        <a:effectRef idx="0">
+                          <a:schemeClr val="accent1"/>
+                        </a:effectRef>
+                        <a:fontRef idx="minor">
+                          <a:schemeClr val="lt1"/>
+                        </a:fontRef>
+                      </wps:style>
+                      <wps:bodyPr rot="0" spcFirstLastPara="0" vertOverflow="overflow" horzOverflow="overflow" vert="horz" wrap="square" lIns="91440" tIns="45720" rIns="91440" bIns="45720" numCol="1" spcCol="0" rtlCol="0" fromWordArt="0" anchor="ctr" anchorCtr="0" forceAA="0" compatLnSpc="1">
+                        <a:prstTxWarp prst="textNoShape">
+                          <a:avLst/>
+                        </a:prstTxWarp>
+                        <a:noAutofit/>
+                      </wps:bodyPr>
+                    </wps:wsp>
+                  </a:graphicData>
+                </a:graphic>
+              </wp:anchor>
+            </w:drawing>
+          </mc:Choice>
+          <mc:Fallback>
+            <w:pict>
+              <v:shapetype w14:anchorId="50A97ABB" id="_x0000_t66" coordsize="21600,21600" o:spt="66" adj="5400,5400" path="m@0,l@0@1,21600@1,21600@2@0@2@0,21600,,10800xe">
+                <v:stroke joinstyle="miter"/>
+                <v:formulas>
+                  <v:f eqn="val #0"/>
+                  <v:f eqn="val #1"/>
+                  <v:f eqn="sum 21600 0 #1"/>
+                  <v:f eqn="prod #0 #1 10800"/>
+                  <v:f eqn="sum #0 0 @3"/>
+                </v:formulas>
+                <v:path o:connecttype="custom" o:connectlocs="@0,0;0,10800;@0,21600;21600,10800" o:connectangles="270,180,90,0" textboxrect="@4,@1,21600,@2"/>
+                <v:handles>
+                  <v:h position="#0,#1" xrange="0,21600" yrange="0,10800"/>
+                </v:handles>
+              </v:shapetype>
+              <v:shape id="Flecha: hacia la izquierda 4" o:spid="_x0000_s1026" type="#_x0000_t66" style="position:absolute;margin-left:441.5pt;margin-top:24.6pt;width:64.5pt;height:29pt;z-index:251692032;visibility:visible;mso-wrap-style:square;mso-wrap-distance-left:9pt;mso-wrap-distance-top:0;mso-wrap-distance-right:9pt;mso-wrap-distance-bottom:0;mso-position-horizontal:absolute;mso-position-horizontal-relative:text;mso-position-vertical:absolute;mso-position-vertical-relative:text;v-text-anchor:middle" o:gfxdata="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" adj="4856" fillcolor="#e97132 [3205]" strokecolor="#030e13 [484]" strokeweight="1.5pt"/>
+            </w:pict>
+          </mc:Fallback>
+        </mc:AlternateContent>
+      </w:r>
+      <w:r>
+        <w:rPr>
+          <w:noProof/>
+        </w:rPr>
+        <w:drawing>
+          <wp:inline distT="0" distB="0" distL="0" distR="0" wp14:anchorId="5807CFB1" wp14:editId="0A9627AB">
+            <wp:extent cx="5612130" cy="2555875"/>
+            <wp:effectExtent l="0" t="0" r="7620" b="0"/>
+            <wp:docPr id="595681951" name="Imagen 1"/>
+            <wp:cNvGraphicFramePr>
+              <a:graphicFrameLocks xmlns:a="http://schemas.openxmlformats.org/drawingml/2006/main" noChangeAspect="1"/>
+            </wp:cNvGraphicFramePr>
+            <a:graphic xmlns:a="http://schemas.openxmlformats.org/drawingml/2006/main">
+              <a:graphicData uri="http://schemas.openxmlformats.org/drawingml/2006/picture">
+                <pic:pic xmlns:pic="http://schemas.openxmlformats.org/drawingml/2006/picture">
+                  <pic:nvPicPr>
+                    <pic:cNvPr id="595681951" name=""/>
+                    <pic:cNvPicPr/>
+                  </pic:nvPicPr>
+                  <pic:blipFill>
+                    <a:blip r:embed="rId8"/>
+                    <a:stretch>
+                      <a:fillRect/>
+                    </a:stretch>
+                  </pic:blipFill>
+                  <pic:spPr>
+                    <a:xfrm>
+                      <a:off x="0" y="0"/>
+                      <a:ext cx="5612130" cy="2555875"/>
+                    </a:xfrm>
+                    <a:prstGeom prst="rect">
+                      <a:avLst/>
+                    </a:prstGeom>
+                  </pic:spPr>
+                </pic:pic>
+              </a:graphicData>
+            </a:graphic>
+          </wp:inline>
+        </w:drawing>
+      </w:r>
+    </w:p>
+    <w:p>
+      <w:r>
         <w:t xml:space="preserve">En Google escriba </w:t>
       </w:r>
       <w:proofErr w:type="spellStart"/>
@@ -30,7 +636,7 @@
       </w:r>
       <w:proofErr w:type="spellEnd"/>
       <w:r>
-        <w:t xml:space="preserve"> Console</w:t>
+        <w:t xml:space="preserve"> Console y de buscar </w:t>
       </w:r>
     </w:p>
     <w:p>
@@ -125,7 +731,7 @@
                     <pic:cNvPicPr/>
                   </pic:nvPicPr>
                   <pic:blipFill>
-                    <a:blip r:embed="rId4"/>
+                    <a:blip r:embed="rId9"/>
                     <a:stretch>
                       <a:fillRect/>
                     </a:stretch>
@@ -148,25 +754,35 @@
     </w:p>
     <w:p>
       <w:r>
+        <w:lastRenderedPageBreak/>
+        <w:t xml:space="preserve">Seleccione el proyecto </w:t>
+      </w:r>
+      <w:proofErr w:type="spellStart"/>
+      <w:r>
+        <w:t>multi-servicios-integrales</w:t>
+      </w:r>
+      <w:proofErr w:type="spellEnd"/>
+    </w:p>
+    <w:p>
+      <w:r>
         <w:rPr>
           <w:noProof/>
         </w:rPr>
-        <w:lastRenderedPageBreak/>
         <mc:AlternateContent>
           <mc:Choice Requires="wps">
             <w:drawing>
-              <wp:anchor distT="0" distB="0" distL="114300" distR="114300" simplePos="0" relativeHeight="251662336" behindDoc="0" locked="0" layoutInCell="1" allowOverlap="1" wp14:anchorId="47397A0A" wp14:editId="2B040D2A">
+              <wp:anchor distT="0" distB="0" distL="114300" distR="114300" simplePos="0" relativeHeight="251686912" behindDoc="0" locked="0" layoutInCell="1" allowOverlap="1" wp14:anchorId="7A2238EE" wp14:editId="6E2AB7CD">
                 <wp:simplePos x="0" y="0"/>
                 <wp:positionH relativeFrom="column">
-                  <wp:posOffset>596265</wp:posOffset>
+                  <wp:posOffset>4797993</wp:posOffset>
                 </wp:positionH>
                 <wp:positionV relativeFrom="paragraph">
-                  <wp:posOffset>1991995</wp:posOffset>
+                  <wp:posOffset>1414713</wp:posOffset>
                 </wp:positionV>
-                <wp:extent cx="628650" cy="368300"/>
-                <wp:effectExtent l="0" t="19050" r="38100" b="31750"/>
+                <wp:extent cx="819150" cy="368300"/>
+                <wp:effectExtent l="19050" t="19050" r="19050" b="31750"/>
                 <wp:wrapNone/>
-                <wp:docPr id="434956050" name="Flecha: a la derecha 5"/>
+                <wp:docPr id="850280033" name="Flecha: hacia la izquierda 4"/>
                 <wp:cNvGraphicFramePr/>
                 <a:graphic xmlns:a="http://schemas.openxmlformats.org/drawingml/2006/main">
                   <a:graphicData uri="http://schemas.microsoft.com/office/word/2010/wordprocessingShape">
@@ -175,9 +791,155 @@
                       <wps:spPr>
                         <a:xfrm>
                           <a:off x="0" y="0"/>
-                          <a:ext cx="628650" cy="368300"/>
+                          <a:ext cx="819150" cy="368300"/>
                         </a:xfrm>
-                        <a:prstGeom prst="rightArrow">
+                        <a:prstGeom prst="leftArrow">
+                          <a:avLst/>
+                        </a:prstGeom>
+                        <a:solidFill>
+                          <a:schemeClr val="accent2"/>
+                        </a:solidFill>
+                      </wps:spPr>
+                      <wps:style>
+                        <a:lnRef idx="2">
+                          <a:schemeClr val="accent1">
+                            <a:shade val="15000"/>
+                          </a:schemeClr>
+                        </a:lnRef>
+                        <a:fillRef idx="1">
+                          <a:schemeClr val="accent1"/>
+                        </a:fillRef>
+                        <a:effectRef idx="0">
+                          <a:schemeClr val="accent1"/>
+                        </a:effectRef>
+                        <a:fontRef idx="minor">
+                          <a:schemeClr val="lt1"/>
+                        </a:fontRef>
+                      </wps:style>
+                      <wps:bodyPr rot="0" spcFirstLastPara="0" vertOverflow="overflow" horzOverflow="overflow" vert="horz" wrap="square" lIns="91440" tIns="45720" rIns="91440" bIns="45720" numCol="1" spcCol="0" rtlCol="0" fromWordArt="0" anchor="ctr" anchorCtr="0" forceAA="0" compatLnSpc="1">
+                        <a:prstTxWarp prst="textNoShape">
+                          <a:avLst/>
+                        </a:prstTxWarp>
+                        <a:noAutofit/>
+                      </wps:bodyPr>
+                    </wps:wsp>
+                  </a:graphicData>
+                </a:graphic>
+              </wp:anchor>
+            </w:drawing>
+          </mc:Choice>
+          <mc:Fallback>
+            <w:pict>
+              <v:shape w14:anchorId="51912F7C" id="Flecha: hacia la izquierda 4" o:spid="_x0000_s1026" type="#_x0000_t66" style="position:absolute;margin-left:377.8pt;margin-top:111.4pt;width:64.5pt;height:29pt;z-index:251686912;visibility:visible;mso-wrap-style:square;mso-wrap-distance-left:9pt;mso-wrap-distance-top:0;mso-wrap-distance-right:9pt;mso-wrap-distance-bottom:0;mso-position-horizontal:absolute;mso-position-horizontal-relative:text;mso-position-vertical:absolute;mso-position-vertical-relative:text;v-text-anchor:middle" o:gfxdata="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" adj="4856" fillcolor="#e97132 [3205]" strokecolor="#030e13 [484]" strokeweight="1.5pt"/>
+            </w:pict>
+          </mc:Fallback>
+        </mc:AlternateContent>
+      </w:r>
+      <w:r>
+        <w:rPr>
+          <w:noProof/>
+        </w:rPr>
+        <w:drawing>
+          <wp:inline distT="0" distB="0" distL="0" distR="0" wp14:anchorId="5E5CA6CE" wp14:editId="4F58A2A1">
+            <wp:extent cx="5612130" cy="2661920"/>
+            <wp:effectExtent l="0" t="0" r="7620" b="5080"/>
+            <wp:docPr id="933987272" name="Imagen 1"/>
+            <wp:cNvGraphicFramePr>
+              <a:graphicFrameLocks xmlns:a="http://schemas.openxmlformats.org/drawingml/2006/main" noChangeAspect="1"/>
+            </wp:cNvGraphicFramePr>
+            <a:graphic xmlns:a="http://schemas.openxmlformats.org/drawingml/2006/main">
+              <a:graphicData uri="http://schemas.openxmlformats.org/drawingml/2006/picture">
+                <pic:pic xmlns:pic="http://schemas.openxmlformats.org/drawingml/2006/picture">
+                  <pic:nvPicPr>
+                    <pic:cNvPr id="933987272" name=""/>
+                    <pic:cNvPicPr/>
+                  </pic:nvPicPr>
+                  <pic:blipFill>
+                    <a:blip r:embed="rId10"/>
+                    <a:stretch>
+                      <a:fillRect/>
+                    </a:stretch>
+                  </pic:blipFill>
+                  <pic:spPr>
+                    <a:xfrm>
+                      <a:off x="0" y="0"/>
+                      <a:ext cx="5612130" cy="2661920"/>
+                    </a:xfrm>
+                    <a:prstGeom prst="rect">
+                      <a:avLst/>
+                    </a:prstGeom>
+                  </pic:spPr>
+                </pic:pic>
+              </a:graphicData>
+            </a:graphic>
+          </wp:inline>
+        </w:drawing>
+      </w:r>
+    </w:p>
+    <w:p>
+      <w:proofErr w:type="gramStart"/>
+      <w:r>
+        <w:t>Click</w:t>
+      </w:r>
+      <w:proofErr w:type="gramEnd"/>
+      <w:r>
+        <w:t xml:space="preserve"> en la flecha</w:t>
+      </w:r>
+    </w:p>
+    <w:p/>
+    <w:p>
+      <w:r>
+        <w:t>Para a</w:t>
+      </w:r>
+      <w:r>
+        <w:t xml:space="preserve">ctualizar plan de </w:t>
+      </w:r>
+      <w:proofErr w:type="spellStart"/>
+      <w:r>
+        <w:t>Firebase</w:t>
+      </w:r>
+      <w:proofErr w:type="spellEnd"/>
+      <w:r>
+        <w:t xml:space="preserve"> de</w:t>
+      </w:r>
+      <w:r>
+        <w:t xml:space="preserve"> </w:t>
+      </w:r>
+      <w:r>
+        <w:t>Spark a Blaze</w:t>
+      </w:r>
+    </w:p>
+    <w:p>
+      <w:r>
+        <w:rPr>
+          <w:noProof/>
+        </w:rPr>
+        <mc:AlternateContent>
+          <mc:Choice Requires="wps">
+            <w:drawing>
+              <wp:anchor distT="0" distB="0" distL="114300" distR="114300" simplePos="0" relativeHeight="251687936" behindDoc="0" locked="0" layoutInCell="1" allowOverlap="1" wp14:anchorId="10D083D3" wp14:editId="58B6280A">
+                <wp:simplePos x="0" y="0"/>
+                <wp:positionH relativeFrom="column">
+                  <wp:posOffset>624005</wp:posOffset>
+                </wp:positionH>
+                <wp:positionV relativeFrom="paragraph">
+                  <wp:posOffset>2727559</wp:posOffset>
+                </wp:positionV>
+                <wp:extent cx="545432" cy="450783"/>
+                <wp:effectExtent l="19050" t="0" r="26670" b="45085"/>
+                <wp:wrapNone/>
+                <wp:docPr id="1216806013" name="Flecha: hacia abajo 15"/>
+                <wp:cNvGraphicFramePr/>
+                <a:graphic xmlns:a="http://schemas.openxmlformats.org/drawingml/2006/main">
+                  <a:graphicData uri="http://schemas.microsoft.com/office/word/2010/wordprocessingShape">
+                    <wps:wsp>
+                      <wps:cNvSpPr/>
+                      <wps:spPr>
+                        <a:xfrm>
+                          <a:off x="0" y="0"/>
+                          <a:ext cx="545432" cy="450783"/>
+                        </a:xfrm>
+                        <a:prstGeom prst="downArrow">
                           <a:avLst/>
                         </a:prstGeom>
                         <a:solidFill>
@@ -220,23 +982,36 @@
           </mc:Choice>
           <mc:Fallback>
             <w:pict>
-              <v:shape w14:anchorId="43DE223B" id="Flecha: a la derecha 5" o:spid="_x0000_s1026" type="#_x0000_t13" style="position:absolute;margin-left:46.95pt;margin-top:156.85pt;width:49.5pt;height:29pt;z-index:251662336;visibility:visible;mso-wrap-style:square;mso-width-percent:0;mso-height-percent:0;mso-wrap-distance-left:9pt;mso-wrap-distance-top:0;mso-wrap-distance-right:9pt;mso-wrap-distance-bottom:0;mso-position-horizontal:absolute;mso-position-horizontal-relative:text;mso-position-vertical:absolute;mso-position-vertical-relative:text;mso-width-percent:0;mso-height-percent:0;mso-width-relative:margin;mso-height-relative:margin;v-text-anchor:middle" o:gfxdata="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" adj="15273" fillcolor="#e97132 [3205]" strokecolor="#030e13 [484]" strokeweight="1.5pt"/>
+              <v:shapetype w14:anchorId="02CABBAD" id="_x0000_t67" coordsize="21600,21600" o:spt="67" adj="16200,5400" path="m0@0l@1@0@1,0@2,0@2@0,21600@0,10800,21600xe">
+                <v:stroke joinstyle="miter"/>
+                <v:formulas>
+                  <v:f eqn="val #0"/>
+                  <v:f eqn="val #1"/>
+                  <v:f eqn="sum height 0 #1"/>
+                  <v:f eqn="sum 10800 0 #1"/>
+                  <v:f eqn="sum width 0 #0"/>
+                  <v:f eqn="prod @4 @3 10800"/>
+                  <v:f eqn="sum width 0 @5"/>
+                </v:formulas>
+                <v:path o:connecttype="custom" o:connectlocs="10800,0;0,@0;10800,21600;21600,@0" o:connectangles="270,180,90,0" textboxrect="@1,0,@2,@6"/>
+                <v:handles>
+                  <v:h position="#1,#0" xrange="0,10800" yrange="0,21600"/>
+                </v:handles>
+              </v:shapetype>
+              <v:shape id="Flecha: hacia abajo 15" o:spid="_x0000_s1026" type="#_x0000_t67" style="position:absolute;margin-left:49.15pt;margin-top:214.75pt;width:42.95pt;height:35.5pt;z-index:251687936;visibility:visible;mso-wrap-style:square;mso-width-percent:0;mso-height-percent:0;mso-wrap-distance-left:9pt;mso-wrap-distance-top:0;mso-wrap-distance-right:9pt;mso-wrap-distance-bottom:0;mso-position-horizontal:absolute;mso-position-horizontal-relative:text;mso-position-vertical:absolute;mso-position-vertical-relative:text;mso-width-percent:0;mso-height-percent:0;mso-width-relative:margin;mso-height-relative:margin;v-text-anchor:middle" o:gfxdata="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" adj="10800" fillcolor="#e97132 [3205]" strokecolor="#030e13 [484]" strokeweight="1.5pt"/>
             </w:pict>
           </mc:Fallback>
         </mc:AlternateContent>
-      </w:r>
-      <w:r>
-        <w:t xml:space="preserve">Baje hasta </w:t>
       </w:r>
       <w:r>
         <w:rPr>
           <w:noProof/>
         </w:rPr>
         <w:drawing>
-          <wp:inline distT="0" distB="0" distL="0" distR="0" wp14:anchorId="38656750" wp14:editId="69F3203E">
-            <wp:extent cx="5612130" cy="2480945"/>
-            <wp:effectExtent l="0" t="0" r="7620" b="0"/>
-            <wp:docPr id="1841194940" name="Imagen 1"/>
+          <wp:inline distT="0" distB="0" distL="0" distR="0" wp14:anchorId="76E5CF0C" wp14:editId="171AB8ED">
+            <wp:extent cx="5612130" cy="3789947"/>
+            <wp:effectExtent l="0" t="0" r="7620" b="1270"/>
+            <wp:docPr id="1855202775" name="Imagen 1"/>
             <wp:cNvGraphicFramePr>
               <a:graphicFrameLocks xmlns:a="http://schemas.openxmlformats.org/drawingml/2006/main" noChangeAspect="1"/>
             </wp:cNvGraphicFramePr>
@@ -244,11 +1019,11 @@
               <a:graphicData uri="http://schemas.openxmlformats.org/drawingml/2006/picture">
                 <pic:pic xmlns:pic="http://schemas.openxmlformats.org/drawingml/2006/picture">
                   <pic:nvPicPr>
-                    <pic:cNvPr id="1841194940" name=""/>
+                    <pic:cNvPr id="1855202775" name=""/>
                     <pic:cNvPicPr/>
                   </pic:nvPicPr>
                   <pic:blipFill>
-                    <a:blip r:embed="rId5"/>
+                    <a:blip r:embed="rId11"/>
                     <a:stretch>
                       <a:fillRect/>
                     </a:stretch>
@@ -256,7 +1031,7 @@
                   <pic:spPr>
                     <a:xfrm>
                       <a:off x="0" y="0"/>
-                      <a:ext cx="5612130" cy="2480945"/>
+                      <a:ext cx="5614492" cy="3791542"/>
                     </a:xfrm>
                     <a:prstGeom prst="rect">
                       <a:avLst/>
@@ -269,17 +1044,6 @@
         </w:drawing>
       </w:r>
     </w:p>
-    <w:p/>
-    <w:p>
-      <w:proofErr w:type="gramStart"/>
-      <w:r>
-        <w:t>Click</w:t>
-      </w:r>
-      <w:proofErr w:type="gramEnd"/>
-      <w:r>
-        <w:t xml:space="preserve"> en la flecha</w:t>
-      </w:r>
-    </w:p>
     <w:p>
       <w:r>
         <w:rPr>
@@ -288,234 +1052,7 @@
         <mc:AlternateContent>
           <mc:Choice Requires="wps">
             <w:drawing>
-              <wp:anchor distT="0" distB="0" distL="114300" distR="114300" simplePos="0" relativeHeight="251679744" behindDoc="0" locked="0" layoutInCell="1" allowOverlap="1" wp14:anchorId="6BEAAD46" wp14:editId="5BB55A36">
-                <wp:simplePos x="0" y="0"/>
-                <wp:positionH relativeFrom="column">
-                  <wp:posOffset>4431531</wp:posOffset>
-                </wp:positionH>
-                <wp:positionV relativeFrom="paragraph">
-                  <wp:posOffset>1419492</wp:posOffset>
-                </wp:positionV>
-                <wp:extent cx="972352" cy="346710"/>
-                <wp:effectExtent l="19050" t="19050" r="18415" b="34290"/>
-                <wp:wrapNone/>
-                <wp:docPr id="1751766768" name="Flecha: hacia la izquierda 21"/>
-                <wp:cNvGraphicFramePr/>
-                <a:graphic xmlns:a="http://schemas.openxmlformats.org/drawingml/2006/main">
-                  <a:graphicData uri="http://schemas.microsoft.com/office/word/2010/wordprocessingShape">
-                    <wps:wsp>
-                      <wps:cNvSpPr/>
-                      <wps:spPr>
-                        <a:xfrm>
-                          <a:off x="0" y="0"/>
-                          <a:ext cx="972352" cy="346710"/>
-                        </a:xfrm>
-                        <a:prstGeom prst="leftArrow">
-                          <a:avLst/>
-                        </a:prstGeom>
-                        <a:solidFill>
-                          <a:schemeClr val="accent2"/>
-                        </a:solidFill>
-                        <a:ln>
-                          <a:solidFill>
-                            <a:srgbClr val="FFC000"/>
-                          </a:solidFill>
-                        </a:ln>
-                      </wps:spPr>
-                      <wps:style>
-                        <a:lnRef idx="2">
-                          <a:schemeClr val="accent1">
-                            <a:shade val="15000"/>
-                          </a:schemeClr>
-                        </a:lnRef>
-                        <a:fillRef idx="1">
-                          <a:schemeClr val="accent1"/>
-                        </a:fillRef>
-                        <a:effectRef idx="0">
-                          <a:schemeClr val="accent1"/>
-                        </a:effectRef>
-                        <a:fontRef idx="minor">
-                          <a:schemeClr val="lt1"/>
-                        </a:fontRef>
-                      </wps:style>
-                      <wps:bodyPr rot="0" spcFirstLastPara="0" vertOverflow="overflow" horzOverflow="overflow" vert="horz" wrap="square" lIns="91440" tIns="45720" rIns="91440" bIns="45720" numCol="1" spcCol="0" rtlCol="0" fromWordArt="0" anchor="ctr" anchorCtr="0" forceAA="0" compatLnSpc="1">
-                        <a:prstTxWarp prst="textNoShape">
-                          <a:avLst/>
-                        </a:prstTxWarp>
-                        <a:noAutofit/>
-                      </wps:bodyPr>
-                    </wps:wsp>
-                  </a:graphicData>
-                </a:graphic>
-                <wp14:sizeRelH relativeFrom="margin">
-                  <wp14:pctWidth>0</wp14:pctWidth>
-                </wp14:sizeRelH>
-                <wp14:sizeRelV relativeFrom="margin">
-                  <wp14:pctHeight>0</wp14:pctHeight>
-                </wp14:sizeRelV>
-              </wp:anchor>
-            </w:drawing>
-          </mc:Choice>
-          <mc:Fallback>
-            <w:pict>
-              <v:shapetype w14:anchorId="0FFAE354" id="_x0000_t66" coordsize="21600,21600" o:spt="66" adj="5400,5400" path="m@0,l@0@1,21600@1,21600@2@0@2@0,21600,,10800xe">
-                <v:stroke joinstyle="miter"/>
-                <v:formulas>
-                  <v:f eqn="val #0"/>
-                  <v:f eqn="val #1"/>
-                  <v:f eqn="sum 21600 0 #1"/>
-                  <v:f eqn="prod #0 #1 10800"/>
-                  <v:f eqn="sum #0 0 @3"/>
-                </v:formulas>
-                <v:path o:connecttype="custom" o:connectlocs="@0,0;0,10800;@0,21600;21600,10800" o:connectangles="270,180,90,0" textboxrect="@4,@1,21600,@2"/>
-                <v:handles>
-                  <v:h position="#0,#1" xrange="0,21600" yrange="0,10800"/>
-                </v:handles>
-              </v:shapetype>
-              <v:shape id="Flecha: hacia la izquierda 21" o:spid="_x0000_s1026" type="#_x0000_t66" style="position:absolute;margin-left:348.95pt;margin-top:111.75pt;width:76.55pt;height:27.3pt;z-index:251679744;visibility:visible;mso-wrap-style:square;mso-width-percent:0;mso-height-percent:0;mso-wrap-distance-left:9pt;mso-wrap-distance-top:0;mso-wrap-distance-right:9pt;mso-wrap-distance-bottom:0;mso-position-horizontal:absolute;mso-position-horizontal-relative:text;mso-position-vertical:absolute;mso-position-vertical-relative:text;mso-width-percent:0;mso-height-percent:0;mso-width-relative:margin;mso-height-relative:margin;v-text-anchor:middle" o:gfxdata="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" adj="3851" fillcolor="#e97132 [3205]" strokecolor="#ffc000" strokeweight="1.5pt"/>
-            </w:pict>
-          </mc:Fallback>
-        </mc:AlternateContent>
-      </w:r>
-      <w:r>
-        <w:rPr>
-          <w:noProof/>
-        </w:rPr>
-        <mc:AlternateContent>
-          <mc:Choice Requires="wps">
-            <w:drawing>
-              <wp:anchor distT="0" distB="0" distL="114300" distR="114300" simplePos="0" relativeHeight="251678720" behindDoc="0" locked="0" layoutInCell="1" allowOverlap="1" wp14:anchorId="63A83346" wp14:editId="5D9D68CC">
-                <wp:simplePos x="0" y="0"/>
-                <wp:positionH relativeFrom="column">
-                  <wp:posOffset>2865213</wp:posOffset>
-                </wp:positionH>
-                <wp:positionV relativeFrom="paragraph">
-                  <wp:posOffset>1875377</wp:posOffset>
-                </wp:positionV>
-                <wp:extent cx="2538579" cy="428425"/>
-                <wp:effectExtent l="0" t="0" r="14605" b="10160"/>
-                <wp:wrapNone/>
-                <wp:docPr id="851933183" name="Rectángulo: esquinas redondeadas 20"/>
-                <wp:cNvGraphicFramePr/>
-                <a:graphic xmlns:a="http://schemas.openxmlformats.org/drawingml/2006/main">
-                  <a:graphicData uri="http://schemas.microsoft.com/office/word/2010/wordprocessingShape">
-                    <wps:wsp>
-                      <wps:cNvSpPr/>
-                      <wps:spPr>
-                        <a:xfrm>
-                          <a:off x="0" y="0"/>
-                          <a:ext cx="2538579" cy="428425"/>
-                        </a:xfrm>
-                        <a:prstGeom prst="roundRect">
-                          <a:avLst/>
-                        </a:prstGeom>
-                      </wps:spPr>
-                      <wps:style>
-                        <a:lnRef idx="2">
-                          <a:schemeClr val="dk1">
-                            <a:shade val="15000"/>
-                          </a:schemeClr>
-                        </a:lnRef>
-                        <a:fillRef idx="1">
-                          <a:schemeClr val="dk1"/>
-                        </a:fillRef>
-                        <a:effectRef idx="0">
-                          <a:schemeClr val="dk1"/>
-                        </a:effectRef>
-                        <a:fontRef idx="minor">
-                          <a:schemeClr val="lt1"/>
-                        </a:fontRef>
-                      </wps:style>
-                      <wps:bodyPr rot="0" spcFirstLastPara="0" vertOverflow="overflow" horzOverflow="overflow" vert="horz" wrap="square" lIns="91440" tIns="45720" rIns="91440" bIns="45720" numCol="1" spcCol="0" rtlCol="0" fromWordArt="0" anchor="ctr" anchorCtr="0" forceAA="0" compatLnSpc="1">
-                        <a:prstTxWarp prst="textNoShape">
-                          <a:avLst/>
-                        </a:prstTxWarp>
-                        <a:noAutofit/>
-                      </wps:bodyPr>
-                    </wps:wsp>
-                  </a:graphicData>
-                </a:graphic>
-              </wp:anchor>
-            </w:drawing>
-          </mc:Choice>
-          <mc:Fallback>
-            <w:pict>
-              <v:roundrect w14:anchorId="124EEDA1" id="Rectángulo: esquinas redondeadas 20" o:spid="_x0000_s1026" style="position:absolute;margin-left:225.6pt;margin-top:147.65pt;width:199.9pt;height:33.75pt;z-index:251678720;visibility:visible;mso-wrap-style:square;mso-wrap-distance-left:9pt;mso-wrap-distance-top:0;mso-wrap-distance-right:9pt;mso-wrap-distance-bottom:0;mso-position-horizontal:absolute;mso-position-horizontal-relative:text;mso-position-vertical:absolute;mso-position-vertical-relative:text;v-text-anchor:middle" arcsize="10923f" o:gfxdata="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" fillcolor="black [3200]" strokecolor="black [480]" strokeweight="1.5pt">
-                <v:stroke joinstyle="miter"/>
-              </v:roundrect>
-            </w:pict>
-          </mc:Fallback>
-        </mc:AlternateContent>
-      </w:r>
-      <w:r>
-        <w:drawing>
-          <wp:inline distT="0" distB="0" distL="0" distR="0" wp14:anchorId="57F08559" wp14:editId="592CA8F8">
-            <wp:extent cx="5612130" cy="2760980"/>
-            <wp:effectExtent l="0" t="0" r="7620" b="1270"/>
-            <wp:docPr id="2014251687" name="Imagen 1"/>
-            <wp:cNvGraphicFramePr>
-              <a:graphicFrameLocks xmlns:a="http://schemas.openxmlformats.org/drawingml/2006/main" noChangeAspect="1"/>
-            </wp:cNvGraphicFramePr>
-            <a:graphic xmlns:a="http://schemas.openxmlformats.org/drawingml/2006/main">
-              <a:graphicData uri="http://schemas.openxmlformats.org/drawingml/2006/picture">
-                <pic:pic xmlns:pic="http://schemas.openxmlformats.org/drawingml/2006/picture">
-                  <pic:nvPicPr>
-                    <pic:cNvPr id="2014251687" name=""/>
-                    <pic:cNvPicPr/>
-                  </pic:nvPicPr>
-                  <pic:blipFill>
-                    <a:blip r:embed="rId6"/>
-                    <a:stretch>
-                      <a:fillRect/>
-                    </a:stretch>
-                  </pic:blipFill>
-                  <pic:spPr>
-                    <a:xfrm>
-                      <a:off x="0" y="0"/>
-                      <a:ext cx="5612130" cy="2760980"/>
-                    </a:xfrm>
-                    <a:prstGeom prst="rect">
-                      <a:avLst/>
-                    </a:prstGeom>
-                  </pic:spPr>
-                </pic:pic>
-              </a:graphicData>
-            </a:graphic>
-          </wp:inline>
-        </w:drawing>
-      </w:r>
-    </w:p>
-    <w:p>
-      <w:r>
-        <w:t xml:space="preserve">Actualizar plan de </w:t>
-      </w:r>
-      <w:proofErr w:type="spellStart"/>
-      <w:r>
-        <w:t>Firebase</w:t>
-      </w:r>
-      <w:proofErr w:type="spellEnd"/>
-      <w:r>
-        <w:t xml:space="preserve"> </w:t>
-      </w:r>
-      <w:proofErr w:type="spellStart"/>
-      <w:r>
-        <w:t>deSpark</w:t>
-      </w:r>
-      <w:proofErr w:type="spellEnd"/>
-      <w:r>
-        <w:t xml:space="preserve"> a Blaze</w:t>
-      </w:r>
-    </w:p>
-    <w:p>
-      <w:r>
-        <w:rPr>
-          <w:noProof/>
-        </w:rPr>
-        <w:lastRenderedPageBreak/>
-        <mc:AlternateContent>
-          <mc:Choice Requires="wps">
-            <w:drawing>
-              <wp:anchor distT="0" distB="0" distL="114300" distR="114300" simplePos="0" relativeHeight="251660288" behindDoc="0" locked="0" layoutInCell="1" allowOverlap="1" wp14:anchorId="3471AB0A" wp14:editId="6855E7A6">
+              <wp:anchor distT="0" distB="0" distL="114300" distR="114300" simplePos="0" relativeHeight="251660288" behindDoc="0" locked="0" layoutInCell="1" allowOverlap="1" wp14:anchorId="3471AB0A" wp14:editId="66E1F1FE">
                 <wp:simplePos x="0" y="0"/>
                 <wp:positionH relativeFrom="column">
                   <wp:posOffset>804010</wp:posOffset>
@@ -574,46 +1111,33 @@
           </mc:Choice>
           <mc:Fallback>
             <w:pict>
-              <v:shapetype w14:anchorId="0A26A92E" id="_x0000_t67" coordsize="21600,21600" o:spt="67" adj="16200,5400" path="m0@0l@1@0@1,0@2,0@2@0,21600@0,10800,21600xe">
-                <v:stroke joinstyle="miter"/>
-                <v:formulas>
-                  <v:f eqn="val #0"/>
-                  <v:f eqn="val #1"/>
-                  <v:f eqn="sum height 0 #1"/>
-                  <v:f eqn="sum 10800 0 #1"/>
-                  <v:f eqn="sum width 0 #0"/>
-                  <v:f eqn="prod @4 @3 10800"/>
-                  <v:f eqn="sum width 0 @5"/>
-                </v:formulas>
-                <v:path o:connecttype="custom" o:connectlocs="10800,0;0,@0;10800,21600;21600,@0" o:connectangles="270,180,90,0" textboxrect="@1,0,@2,@6"/>
-                <v:handles>
-                  <v:h position="#1,#0" xrange="0,10800" yrange="0,21600"/>
-                </v:handles>
-              </v:shapetype>
-              <v:shape id="Flecha: hacia abajo 3" o:spid="_x0000_s1026" type="#_x0000_t67" style="position:absolute;margin-left:63.3pt;margin-top:216.65pt;width:20pt;height:29.5pt;z-index:251660288;visibility:visible;mso-wrap-style:square;mso-wrap-distance-left:9pt;mso-wrap-distance-top:0;mso-wrap-distance-right:9pt;mso-wrap-distance-bottom:0;mso-position-horizontal:absolute;mso-position-horizontal-relative:text;mso-position-vertical:absolute;mso-position-vertical-relative:text;v-text-anchor:middle" o:gfxdata="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" adj="14278" fillcolor="#e97132 [3205]" strokecolor="#a5675b" strokeweight="2pt"/>
+              <v:shape w14:anchorId="1DD66912" id="Flecha: hacia abajo 3" o:spid="_x0000_s1026" type="#_x0000_t67" style="position:absolute;margin-left:63.3pt;margin-top:216.65pt;width:20pt;height:29.5pt;z-index:251660288;visibility:visible;mso-wrap-style:square;mso-wrap-distance-left:9pt;mso-wrap-distance-top:0;mso-wrap-distance-right:9pt;mso-wrap-distance-bottom:0;mso-position-horizontal:absolute;mso-position-horizontal-relative:text;mso-position-vertical:absolute;mso-position-vertical-relative:text;v-text-anchor:middle" o:gfxdata="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" adj="14278" fillcolor="#e97132 [3205]" strokecolor="#a5675b" strokeweight="2pt"/>
             </w:pict>
           </mc:Fallback>
         </mc:AlternateContent>
       </w:r>
+    </w:p>
+    <w:p>
       <w:r>
         <w:rPr>
           <w:noProof/>
         </w:rPr>
+        <w:lastRenderedPageBreak/>
         <mc:AlternateContent>
           <mc:Choice Requires="wps">
             <w:drawing>
-              <wp:anchor distT="0" distB="0" distL="114300" distR="114300" simplePos="0" relativeHeight="251659264" behindDoc="0" locked="0" layoutInCell="1" allowOverlap="1" wp14:anchorId="71426F99" wp14:editId="2DA3ABC3">
+              <wp:anchor distT="0" distB="0" distL="114300" distR="114300" simplePos="0" relativeHeight="251689984" behindDoc="0" locked="0" layoutInCell="1" allowOverlap="1" wp14:anchorId="3E31E3A1" wp14:editId="6E723FDF">
                 <wp:simplePos x="0" y="0"/>
                 <wp:positionH relativeFrom="column">
-                  <wp:posOffset>1536065</wp:posOffset>
+                  <wp:posOffset>4070350</wp:posOffset>
                 </wp:positionH>
                 <wp:positionV relativeFrom="paragraph">
-                  <wp:posOffset>548005</wp:posOffset>
+                  <wp:posOffset>1502978</wp:posOffset>
                 </wp:positionV>
-                <wp:extent cx="1797050" cy="349250"/>
-                <wp:effectExtent l="0" t="0" r="12700" b="12700"/>
+                <wp:extent cx="819150" cy="368300"/>
+                <wp:effectExtent l="19050" t="19050" r="19050" b="31750"/>
                 <wp:wrapNone/>
-                <wp:docPr id="340321304" name="Rectángulo 1"/>
+                <wp:docPr id="997987495" name="Flecha: hacia la izquierda 4"/>
                 <wp:cNvGraphicFramePr/>
                 <a:graphic xmlns:a="http://schemas.openxmlformats.org/drawingml/2006/main">
                   <a:graphicData uri="http://schemas.microsoft.com/office/word/2010/wordprocessingShape">
@@ -622,114 +1146,7 @@
                       <wps:spPr>
                         <a:xfrm>
                           <a:off x="0" y="0"/>
-                          <a:ext cx="1797050" cy="349250"/>
-                        </a:xfrm>
-                        <a:prstGeom prst="rect">
-                          <a:avLst/>
-                        </a:prstGeom>
-                      </wps:spPr>
-                      <wps:style>
-                        <a:lnRef idx="2">
-                          <a:schemeClr val="dk1">
-                            <a:shade val="15000"/>
-                          </a:schemeClr>
-                        </a:lnRef>
-                        <a:fillRef idx="1">
-                          <a:schemeClr val="dk1"/>
-                        </a:fillRef>
-                        <a:effectRef idx="0">
-                          <a:schemeClr val="dk1"/>
-                        </a:effectRef>
-                        <a:fontRef idx="minor">
-                          <a:schemeClr val="lt1"/>
-                        </a:fontRef>
-                      </wps:style>
-                      <wps:bodyPr rot="0" spcFirstLastPara="0" vertOverflow="overflow" horzOverflow="overflow" vert="horz" wrap="square" lIns="91440" tIns="45720" rIns="91440" bIns="45720" numCol="1" spcCol="0" rtlCol="0" fromWordArt="0" anchor="ctr" anchorCtr="0" forceAA="0" compatLnSpc="1">
-                        <a:prstTxWarp prst="textNoShape">
-                          <a:avLst/>
-                        </a:prstTxWarp>
-                        <a:noAutofit/>
-                      </wps:bodyPr>
-                    </wps:wsp>
-                  </a:graphicData>
-                </a:graphic>
-              </wp:anchor>
-            </w:drawing>
-          </mc:Choice>
-          <mc:Fallback>
-            <w:pict>
-              <v:rect w14:anchorId="42BD45F5" id="Rectángulo 1" o:spid="_x0000_s1026" style="position:absolute;margin-left:120.95pt;margin-top:43.15pt;width:141.5pt;height:27.5pt;z-index:251659264;visibility:visible;mso-wrap-style:square;mso-wrap-distance-left:9pt;mso-wrap-distance-top:0;mso-wrap-distance-right:9pt;mso-wrap-distance-bottom:0;mso-position-horizontal:absolute;mso-position-horizontal-relative:text;mso-position-vertical:absolute;mso-position-vertical-relative:text;v-text-anchor:middle" o:gfxdata="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" fillcolor="black [3200]" strokecolor="black [480]" strokeweight="1.5pt"/>
-            </w:pict>
-          </mc:Fallback>
-        </mc:AlternateContent>
-      </w:r>
-      <w:r>
-        <w:drawing>
-          <wp:inline distT="0" distB="0" distL="0" distR="0" wp14:anchorId="405A7B2C" wp14:editId="6534421F">
-            <wp:extent cx="5612130" cy="3696101"/>
-            <wp:effectExtent l="0" t="0" r="7620" b="0"/>
-            <wp:docPr id="934612905" name="Imagen 1"/>
-            <wp:cNvGraphicFramePr>
-              <a:graphicFrameLocks xmlns:a="http://schemas.openxmlformats.org/drawingml/2006/main" noChangeAspect="1"/>
-            </wp:cNvGraphicFramePr>
-            <a:graphic xmlns:a="http://schemas.openxmlformats.org/drawingml/2006/main">
-              <a:graphicData uri="http://schemas.openxmlformats.org/drawingml/2006/picture">
-                <pic:pic xmlns:pic="http://schemas.openxmlformats.org/drawingml/2006/picture">
-                  <pic:nvPicPr>
-                    <pic:cNvPr id="934612905" name=""/>
-                    <pic:cNvPicPr/>
-                  </pic:nvPicPr>
-                  <pic:blipFill>
-                    <a:blip r:embed="rId7"/>
-                    <a:stretch>
-                      <a:fillRect/>
-                    </a:stretch>
-                  </pic:blipFill>
-                  <pic:spPr>
-                    <a:xfrm>
-                      <a:off x="0" y="0"/>
-                      <a:ext cx="5622541" cy="3702958"/>
-                    </a:xfrm>
-                    <a:prstGeom prst="rect">
-                      <a:avLst/>
-                    </a:prstGeom>
-                  </pic:spPr>
-                </pic:pic>
-              </a:graphicData>
-            </a:graphic>
-          </wp:inline>
-        </w:drawing>
-      </w:r>
-    </w:p>
-    <w:p>
-      <w:r>
-        <w:rPr>
-          <w:noProof/>
-        </w:rPr>
-        <mc:AlternateContent>
-          <mc:Choice Requires="wps">
-            <w:drawing>
-              <wp:anchor distT="0" distB="0" distL="114300" distR="114300" simplePos="0" relativeHeight="251663360" behindDoc="0" locked="0" layoutInCell="1" allowOverlap="1" wp14:anchorId="74D4CEAE" wp14:editId="6A667DE0">
-                <wp:simplePos x="0" y="0"/>
-                <wp:positionH relativeFrom="column">
-                  <wp:posOffset>4162030</wp:posOffset>
-                </wp:positionH>
-                <wp:positionV relativeFrom="paragraph">
-                  <wp:posOffset>1515167</wp:posOffset>
-                </wp:positionV>
-                <wp:extent cx="736600" cy="355600"/>
-                <wp:effectExtent l="19050" t="19050" r="25400" b="44450"/>
-                <wp:wrapNone/>
-                <wp:docPr id="1122612719" name="Flecha: hacia la izquierda 6"/>
-                <wp:cNvGraphicFramePr/>
-                <a:graphic xmlns:a="http://schemas.openxmlformats.org/drawingml/2006/main">
-                  <a:graphicData uri="http://schemas.microsoft.com/office/word/2010/wordprocessingShape">
-                    <wps:wsp>
-                      <wps:cNvSpPr/>
-                      <wps:spPr>
-                        <a:xfrm>
-                          <a:off x="0" y="0"/>
-                          <a:ext cx="736600" cy="355600"/>
+                          <a:ext cx="819150" cy="368300"/>
                         </a:xfrm>
                         <a:prstGeom prst="leftArrow">
                           <a:avLst/>
@@ -768,7 +1185,7 @@
           </mc:Choice>
           <mc:Fallback>
             <w:pict>
-              <v:shape w14:anchorId="0F2B146E" id="Flecha: hacia la izquierda 6" o:spid="_x0000_s1026" type="#_x0000_t66" style="position:absolute;margin-left:327.7pt;margin-top:119.3pt;width:58pt;height:28pt;z-index:251663360;visibility:visible;mso-wrap-style:square;mso-wrap-distance-left:9pt;mso-wrap-distance-top:0;mso-wrap-distance-right:9pt;mso-wrap-distance-bottom:0;mso-position-horizontal:absolute;mso-position-horizontal-relative:text;mso-position-vertical:absolute;mso-position-vertical-relative:text;v-text-anchor:middle" o:gfxdata="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" adj="5214" fillcolor="#e97132 [3205]" strokecolor="#030e13 [484]" strokeweight="1.5pt"/>
+              <v:shape w14:anchorId="5621D839" id="Flecha: hacia la izquierda 4" o:spid="_x0000_s1026" type="#_x0000_t66" style="position:absolute;margin-left:320.5pt;margin-top:118.35pt;width:64.5pt;height:29pt;z-index:251689984;visibility:visible;mso-wrap-style:square;mso-wrap-distance-left:9pt;mso-wrap-distance-top:0;mso-wrap-distance-right:9pt;mso-wrap-distance-bottom:0;mso-position-horizontal:absolute;mso-position-horizontal-relative:text;mso-position-vertical:absolute;mso-position-vertical-relative:text;v-text-anchor:middle" o:gfxdata="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" adj="4856" fillcolor="#e97132 [3205]" strokecolor="#030e13 [484]" strokeweight="1.5pt"/>
             </w:pict>
           </mc:Fallback>
         </mc:AlternateContent>
@@ -778,7 +1195,7 @@
           <w:noProof/>
         </w:rPr>
         <w:drawing>
-          <wp:inline distT="0" distB="0" distL="0" distR="0" wp14:anchorId="2FBE98C6" wp14:editId="7E7B5012">
+          <wp:inline distT="0" distB="0" distL="0" distR="0" wp14:anchorId="2FBE98C6" wp14:editId="46D664D4">
             <wp:extent cx="4898114" cy="3739073"/>
             <wp:effectExtent l="0" t="0" r="0" b="0"/>
             <wp:docPr id="1031209537" name="Imagen 1"/>
@@ -793,7 +1210,7 @@
                     <pic:cNvPicPr/>
                   </pic:nvPicPr>
                   <pic:blipFill>
-                    <a:blip r:embed="rId8"/>
+                    <a:blip r:embed="rId12"/>
                     <a:stretch>
                       <a:fillRect/>
                     </a:stretch>
@@ -819,7 +1236,6 @@
         <w:rPr>
           <w:noProof/>
         </w:rPr>
-        <w:lastRenderedPageBreak/>
         <mc:AlternateContent>
           <mc:Choice Requires="wps">
             <w:drawing>
@@ -913,7 +1329,7 @@
                     <pic:cNvPicPr/>
                   </pic:nvPicPr>
                   <pic:blipFill>
-                    <a:blip r:embed="rId9"/>
+                    <a:blip r:embed="rId13"/>
                     <a:stretch>
                       <a:fillRect/>
                     </a:stretch>
@@ -939,152 +1355,17 @@
         <w:rPr>
           <w:noProof/>
         </w:rPr>
+        <w:lastRenderedPageBreak/>
         <mc:AlternateContent>
           <mc:Choice Requires="wps">
             <w:drawing>
-              <wp:anchor distT="0" distB="0" distL="114300" distR="114300" simplePos="0" relativeHeight="251669504" behindDoc="0" locked="0" layoutInCell="1" allowOverlap="1" wp14:anchorId="550750EF" wp14:editId="262CC4F7">
+              <wp:anchor distT="0" distB="0" distL="114300" distR="114300" simplePos="0" relativeHeight="251666432" behindDoc="0" locked="0" layoutInCell="1" allowOverlap="1" wp14:anchorId="2DDAA040" wp14:editId="26E519F7">
                 <wp:simplePos x="0" y="0"/>
                 <wp:positionH relativeFrom="column">
-                  <wp:posOffset>64464</wp:posOffset>
+                  <wp:posOffset>1327852</wp:posOffset>
                 </wp:positionH>
                 <wp:positionV relativeFrom="paragraph">
-                  <wp:posOffset>1616945</wp:posOffset>
-                </wp:positionV>
-                <wp:extent cx="2602523" cy="786512"/>
-                <wp:effectExtent l="0" t="0" r="26670" b="13970"/>
-                <wp:wrapNone/>
-                <wp:docPr id="1735520903" name="Rectángulo 12"/>
-                <wp:cNvGraphicFramePr/>
-                <a:graphic xmlns:a="http://schemas.openxmlformats.org/drawingml/2006/main">
-                  <a:graphicData uri="http://schemas.microsoft.com/office/word/2010/wordprocessingShape">
-                    <wps:wsp>
-                      <wps:cNvSpPr/>
-                      <wps:spPr>
-                        <a:xfrm>
-                          <a:off x="0" y="0"/>
-                          <a:ext cx="2602523" cy="786512"/>
-                        </a:xfrm>
-                        <a:prstGeom prst="rect">
-                          <a:avLst/>
-                        </a:prstGeom>
-                      </wps:spPr>
-                      <wps:style>
-                        <a:lnRef idx="2">
-                          <a:schemeClr val="dk1">
-                            <a:shade val="15000"/>
-                          </a:schemeClr>
-                        </a:lnRef>
-                        <a:fillRef idx="1">
-                          <a:schemeClr val="dk1"/>
-                        </a:fillRef>
-                        <a:effectRef idx="0">
-                          <a:schemeClr val="dk1"/>
-                        </a:effectRef>
-                        <a:fontRef idx="minor">
-                          <a:schemeClr val="lt1"/>
-                        </a:fontRef>
-                      </wps:style>
-                      <wps:bodyPr rot="0" spcFirstLastPara="0" vertOverflow="overflow" horzOverflow="overflow" vert="horz" wrap="square" lIns="91440" tIns="45720" rIns="91440" bIns="45720" numCol="1" spcCol="0" rtlCol="0" fromWordArt="0" anchor="ctr" anchorCtr="0" forceAA="0" compatLnSpc="1">
-                        <a:prstTxWarp prst="textNoShape">
-                          <a:avLst/>
-                        </a:prstTxWarp>
-                        <a:noAutofit/>
-                      </wps:bodyPr>
-                    </wps:wsp>
-                  </a:graphicData>
-                </a:graphic>
-              </wp:anchor>
-            </w:drawing>
-          </mc:Choice>
-          <mc:Fallback>
-            <w:pict>
-              <v:rect w14:anchorId="0D2CC89E" id="Rectángulo 12" o:spid="_x0000_s1026" style="position:absolute;margin-left:5.1pt;margin-top:127.3pt;width:204.9pt;height:61.95pt;z-index:251669504;visibility:visible;mso-wrap-style:square;mso-wrap-distance-left:9pt;mso-wrap-distance-top:0;mso-wrap-distance-right:9pt;mso-wrap-distance-bottom:0;mso-position-horizontal:absolute;mso-position-horizontal-relative:text;mso-position-vertical:absolute;mso-position-vertical-relative:text;v-text-anchor:middle" o:gfxdata="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" fillcolor="black [3200]" strokecolor="black [480]" strokeweight="1.5pt"/>
-            </w:pict>
-          </mc:Fallback>
-        </mc:AlternateContent>
-      </w:r>
-      <w:r>
-        <w:rPr>
-          <w:noProof/>
-        </w:rPr>
-        <mc:AlternateContent>
-          <mc:Choice Requires="wps">
-            <w:drawing>
-              <wp:anchor distT="0" distB="0" distL="114300" distR="114300" simplePos="0" relativeHeight="251668480" behindDoc="0" locked="0" layoutInCell="1" allowOverlap="1" wp14:anchorId="3A0CC867" wp14:editId="0872A1BE">
-                <wp:simplePos x="0" y="0"/>
-                <wp:positionH relativeFrom="column">
-                  <wp:posOffset>64464</wp:posOffset>
-                </wp:positionH>
-                <wp:positionV relativeFrom="paragraph">
-                  <wp:posOffset>254937</wp:posOffset>
-                </wp:positionV>
-                <wp:extent cx="2295591" cy="530736"/>
-                <wp:effectExtent l="0" t="0" r="28575" b="22225"/>
-                <wp:wrapNone/>
-                <wp:docPr id="298680798" name="Rectángulo 11"/>
-                <wp:cNvGraphicFramePr/>
-                <a:graphic xmlns:a="http://schemas.openxmlformats.org/drawingml/2006/main">
-                  <a:graphicData uri="http://schemas.microsoft.com/office/word/2010/wordprocessingShape">
-                    <wps:wsp>
-                      <wps:cNvSpPr/>
-                      <wps:spPr>
-                        <a:xfrm>
-                          <a:off x="0" y="0"/>
-                          <a:ext cx="2295591" cy="530736"/>
-                        </a:xfrm>
-                        <a:prstGeom prst="rect">
-                          <a:avLst/>
-                        </a:prstGeom>
-                      </wps:spPr>
-                      <wps:style>
-                        <a:lnRef idx="2">
-                          <a:schemeClr val="dk1">
-                            <a:shade val="15000"/>
-                          </a:schemeClr>
-                        </a:lnRef>
-                        <a:fillRef idx="1">
-                          <a:schemeClr val="dk1"/>
-                        </a:fillRef>
-                        <a:effectRef idx="0">
-                          <a:schemeClr val="dk1"/>
-                        </a:effectRef>
-                        <a:fontRef idx="minor">
-                          <a:schemeClr val="lt1"/>
-                        </a:fontRef>
-                      </wps:style>
-                      <wps:bodyPr rot="0" spcFirstLastPara="0" vertOverflow="overflow" horzOverflow="overflow" vert="horz" wrap="square" lIns="91440" tIns="45720" rIns="91440" bIns="45720" numCol="1" spcCol="0" rtlCol="0" fromWordArt="0" anchor="ctr" anchorCtr="0" forceAA="0" compatLnSpc="1">
-                        <a:prstTxWarp prst="textNoShape">
-                          <a:avLst/>
-                        </a:prstTxWarp>
-                        <a:noAutofit/>
-                      </wps:bodyPr>
-                    </wps:wsp>
-                  </a:graphicData>
-                </a:graphic>
-              </wp:anchor>
-            </w:drawing>
-          </mc:Choice>
-          <mc:Fallback>
-            <w:pict>
-              <v:rect w14:anchorId="578444BF" id="Rectángulo 11" o:spid="_x0000_s1026" style="position:absolute;margin-left:5.1pt;margin-top:20.05pt;width:180.75pt;height:41.8pt;z-index:251668480;visibility:visible;mso-wrap-style:square;mso-wrap-distance-left:9pt;mso-wrap-distance-top:0;mso-wrap-distance-right:9pt;mso-wrap-distance-bottom:0;mso-position-horizontal:absolute;mso-position-horizontal-relative:text;mso-position-vertical:absolute;mso-position-vertical-relative:text;v-text-anchor:middle" o:gfxdata="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" fillcolor="black [3200]" strokecolor="black [480]" strokeweight="1.5pt"/>
-            </w:pict>
-          </mc:Fallback>
-        </mc:AlternateContent>
-      </w:r>
-      <w:r>
-        <w:rPr>
-          <w:noProof/>
-        </w:rPr>
-        <mc:AlternateContent>
-          <mc:Choice Requires="wps">
-            <w:drawing>
-              <wp:anchor distT="0" distB="0" distL="114300" distR="114300" simplePos="0" relativeHeight="251666432" behindDoc="0" locked="0" layoutInCell="1" allowOverlap="1" wp14:anchorId="2DDAA040" wp14:editId="5451C89A">
-                <wp:simplePos x="0" y="0"/>
-                <wp:positionH relativeFrom="column">
-                  <wp:posOffset>4780915</wp:posOffset>
-                </wp:positionH>
-                <wp:positionV relativeFrom="paragraph">
-                  <wp:posOffset>3805555</wp:posOffset>
+                  <wp:posOffset>2800918</wp:posOffset>
                 </wp:positionV>
                 <wp:extent cx="646430" cy="419100"/>
                 <wp:effectExtent l="19050" t="19050" r="20320" b="38100"/>
@@ -1142,83 +1423,7 @@
           </mc:Choice>
           <mc:Fallback>
             <w:pict>
-              <v:shape w14:anchorId="2CD7581F" id="Flecha: hacia la izquierda 9" o:spid="_x0000_s1026" type="#_x0000_t66" style="position:absolute;margin-left:376.45pt;margin-top:299.65pt;width:50.9pt;height:33pt;z-index:251666432;visibility:visible;mso-wrap-style:square;mso-wrap-distance-left:9pt;mso-wrap-distance-top:0;mso-wrap-distance-right:9pt;mso-wrap-distance-bottom:0;mso-position-horizontal:absolute;mso-position-horizontal-relative:text;mso-position-vertical:absolute;mso-position-vertical-relative:text;v-text-anchor:middle" o:gfxdata="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" adj="7002" fillcolor="#e97132 [3205]" strokecolor="#a5675b" strokeweight="1.5pt"/>
-            </w:pict>
-          </mc:Fallback>
-        </mc:AlternateContent>
-      </w:r>
-      <w:r>
-        <w:rPr>
-          <w:noProof/>
-        </w:rPr>
-        <mc:AlternateContent>
-          <mc:Choice Requires="wps">
-            <w:drawing>
-              <wp:anchor distT="0" distB="0" distL="114300" distR="114300" simplePos="0" relativeHeight="251665408" behindDoc="0" locked="0" layoutInCell="1" allowOverlap="1" wp14:anchorId="5D2BB95C" wp14:editId="0E8495EF">
-                <wp:simplePos x="0" y="0"/>
-                <wp:positionH relativeFrom="column">
-                  <wp:posOffset>-445135</wp:posOffset>
-                </wp:positionH>
-                <wp:positionV relativeFrom="paragraph">
-                  <wp:posOffset>3513455</wp:posOffset>
-                </wp:positionV>
-                <wp:extent cx="609600" cy="368300"/>
-                <wp:effectExtent l="0" t="19050" r="38100" b="31750"/>
-                <wp:wrapNone/>
-                <wp:docPr id="1477430991" name="Flecha: a la derecha 8"/>
-                <wp:cNvGraphicFramePr/>
-                <a:graphic xmlns:a="http://schemas.openxmlformats.org/drawingml/2006/main">
-                  <a:graphicData uri="http://schemas.microsoft.com/office/word/2010/wordprocessingShape">
-                    <wps:wsp>
-                      <wps:cNvSpPr/>
-                      <wps:spPr>
-                        <a:xfrm>
-                          <a:off x="0" y="0"/>
-                          <a:ext cx="609600" cy="368300"/>
-                        </a:xfrm>
-                        <a:prstGeom prst="rightArrow">
-                          <a:avLst/>
-                        </a:prstGeom>
-                        <a:solidFill>
-                          <a:schemeClr val="accent2"/>
-                        </a:solidFill>
-                        <a:ln>
-                          <a:solidFill>
-                            <a:srgbClr val="A5675B"/>
-                          </a:solidFill>
-                        </a:ln>
-                      </wps:spPr>
-                      <wps:style>
-                        <a:lnRef idx="2">
-                          <a:schemeClr val="accent1">
-                            <a:shade val="15000"/>
-                          </a:schemeClr>
-                        </a:lnRef>
-                        <a:fillRef idx="1">
-                          <a:schemeClr val="accent1"/>
-                        </a:fillRef>
-                        <a:effectRef idx="0">
-                          <a:schemeClr val="accent1"/>
-                        </a:effectRef>
-                        <a:fontRef idx="minor">
-                          <a:schemeClr val="lt1"/>
-                        </a:fontRef>
-                      </wps:style>
-                      <wps:bodyPr rot="0" spcFirstLastPara="0" vertOverflow="overflow" horzOverflow="overflow" vert="horz" wrap="square" lIns="91440" tIns="45720" rIns="91440" bIns="45720" numCol="1" spcCol="0" rtlCol="0" fromWordArt="0" anchor="ctr" anchorCtr="0" forceAA="0" compatLnSpc="1">
-                        <a:prstTxWarp prst="textNoShape">
-                          <a:avLst/>
-                        </a:prstTxWarp>
-                        <a:noAutofit/>
-                      </wps:bodyPr>
-                    </wps:wsp>
-                  </a:graphicData>
-                </a:graphic>
-              </wp:anchor>
-            </w:drawing>
-          </mc:Choice>
-          <mc:Fallback>
-            <w:pict>
-              <v:shape w14:anchorId="269772AC" id="Flecha: a la derecha 8" o:spid="_x0000_s1026" type="#_x0000_t13" style="position:absolute;margin-left:-35.05pt;margin-top:276.65pt;width:48pt;height:29pt;z-index:251665408;visibility:visible;mso-wrap-style:square;mso-wrap-distance-left:9pt;mso-wrap-distance-top:0;mso-wrap-distance-right:9pt;mso-wrap-distance-bottom:0;mso-position-horizontal:absolute;mso-position-horizontal-relative:text;mso-position-vertical:absolute;mso-position-vertical-relative:text;v-text-anchor:middle" o:gfxdata="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" adj="15075" fillcolor="#e97132 [3205]" strokecolor="#a5675b" strokeweight="1.5pt"/>
+              <v:shape w14:anchorId="71E390B3" id="Flecha: hacia la izquierda 9" o:spid="_x0000_s1026" type="#_x0000_t66" style="position:absolute;margin-left:104.55pt;margin-top:220.55pt;width:50.9pt;height:33pt;z-index:251666432;visibility:visible;mso-wrap-style:square;mso-wrap-distance-left:9pt;mso-wrap-distance-top:0;mso-wrap-distance-right:9pt;mso-wrap-distance-bottom:0;mso-position-horizontal:absolute;mso-position-horizontal-relative:text;mso-position-vertical:absolute;mso-position-vertical-relative:text;v-text-anchor:middle" o:gfxdata="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" adj="7002" fillcolor="#e97132 [3205]" strokecolor="#a5675b" strokeweight="1.5pt"/>
             </w:pict>
           </mc:Fallback>
         </mc:AlternateContent>
@@ -1228,10 +1433,10 @@
           <w:noProof/>
         </w:rPr>
         <w:drawing>
-          <wp:inline distT="0" distB="0" distL="0" distR="0" wp14:anchorId="253DCD2B" wp14:editId="5F416E4F">
-            <wp:extent cx="4819390" cy="4175675"/>
-            <wp:effectExtent l="0" t="0" r="635" b="0"/>
-            <wp:docPr id="938521052" name="Imagen 1"/>
+          <wp:inline distT="0" distB="0" distL="0" distR="0" wp14:anchorId="427BA7C5" wp14:editId="54F5CEBA">
+            <wp:extent cx="5612130" cy="3296285"/>
+            <wp:effectExtent l="0" t="0" r="7620" b="0"/>
+            <wp:docPr id="626867732" name="Imagen 1"/>
             <wp:cNvGraphicFramePr>
               <a:graphicFrameLocks xmlns:a="http://schemas.openxmlformats.org/drawingml/2006/main" noChangeAspect="1"/>
             </wp:cNvGraphicFramePr>
@@ -1239,11 +1444,11 @@
               <a:graphicData uri="http://schemas.openxmlformats.org/drawingml/2006/picture">
                 <pic:pic xmlns:pic="http://schemas.openxmlformats.org/drawingml/2006/picture">
                   <pic:nvPicPr>
-                    <pic:cNvPr id="938521052" name=""/>
+                    <pic:cNvPr id="626867732" name=""/>
                     <pic:cNvPicPr/>
                   </pic:nvPicPr>
                   <pic:blipFill>
-                    <a:blip r:embed="rId10"/>
+                    <a:blip r:embed="rId14"/>
                     <a:stretch>
                       <a:fillRect/>
                     </a:stretch>
@@ -1251,7 +1456,7 @@
                   <pic:spPr>
                     <a:xfrm>
                       <a:off x="0" y="0"/>
-                      <a:ext cx="4826173" cy="4181552"/>
+                      <a:ext cx="5612130" cy="3296285"/>
                     </a:xfrm>
                     <a:prstGeom prst="rect">
                       <a:avLst/>
@@ -1266,8 +1471,7 @@
     </w:p>
     <w:p>
       <w:r>
-        <w:lastRenderedPageBreak/>
-        <w:t>Ingreso los datos de la tarjeta de crédito</w:t>
+        <w:t xml:space="preserve">Ingreso los datos de la tarjeta </w:t>
       </w:r>
     </w:p>
     <w:p>
@@ -1276,7 +1480,7 @@
           <w:noProof/>
         </w:rPr>
         <w:drawing>
-          <wp:inline distT="0" distB="0" distL="0" distR="0" wp14:anchorId="58B4177F" wp14:editId="14C59635">
+          <wp:inline distT="0" distB="0" distL="0" distR="0" wp14:anchorId="58B4177F" wp14:editId="1656D59E">
             <wp:extent cx="5612130" cy="3717290"/>
             <wp:effectExtent l="0" t="0" r="7620" b="0"/>
             <wp:docPr id="165116870" name="Imagen 1"/>
@@ -1291,7 +1495,7 @@
                     <pic:cNvPicPr/>
                   </pic:nvPicPr>
                   <pic:blipFill>
-                    <a:blip r:embed="rId11"/>
+                    <a:blip r:embed="rId15"/>
                     <a:stretch>
                       <a:fillRect/>
                     </a:stretch>
@@ -1317,6 +1521,7 @@
         <w:rPr>
           <w:noProof/>
         </w:rPr>
+        <w:lastRenderedPageBreak/>
         <mc:AlternateContent>
           <mc:Choice Requires="wps">
             <w:drawing>
@@ -1415,7 +1620,7 @@
                     <pic:cNvPicPr/>
                   </pic:nvPicPr>
                   <pic:blipFill>
-                    <a:blip r:embed="rId12"/>
+                    <a:blip r:embed="rId16"/>
                     <a:stretch>
                       <a:fillRect/>
                     </a:stretch>
